--- a/public/cv/Resume_-_Federico_Holc_-_Web_Developer.docx
+++ b/public/cv/Resume_-_Federico_Holc_-_Web_Developer.docx
@@ -20,7 +20,7 @@
           <w:bCs/>
           <w:b/>
         </w:rPr>
-        <w:t xml:space="preserve">Full Stack Web Developer · AI applied to product</w:t>
+        <w:t xml:space="preserve">Full Stack Web Developer · AI-assisted development</w:t>
       </w:r>
     </w:p>
     <w:p>
@@ -103,7 +103,7 @@
         <w:pStyle w:val="FirstParagraph"/>
       </w:pPr>
       <w:r>
-        <w:t xml:space="preserve">Full stack web developer with almost 2 years of experience, focused on building end-to-end products with integrated AI. I work with React, TypeScript and Node, and I ship AI features to production: LLMs, semantic search with embeddings, OCR and streaming. I am interested both in AI inside the software and in designing AI-assisted development workflows that speed things up without sacrificing technical quality or user experience. I come from teaching and social sciences, which I bring as the ability to communicate and explain complex ideas.</w:t>
+        <w:t xml:space="preserve">Full stack web developer with almost 2 years of experience. I use AI as a core part of my development process —writing code, testing, linting, documentation and creating skills that reproduce the project's patterns— to gain productivity without giving up quality. I also integrate AI into the product when it adds value: content generation, semantic search with embeddings and document processing. I work with React, TypeScript and Node. I come from teaching and social sciences, which I bring as the ability to communicate and explain complex ideas.</w:t>
       </w:r>
     </w:p>
     <w:bookmarkEnd w:id="24"/>
@@ -144,7 +144,7 @@
         </w:r>
       </w:hyperlink>
       <w:r>
-        <w:t xml:space="preserve">, the job platform for the digital marketing, design and technology industry. I rebuilt an unfinished project and took it to production, focusing on integrating generative AI and keeping technical quality.</w:t>
+        <w:t xml:space="preserve">, the job platform for the digital marketing, design and technology industry. I rebuilt an unfinished project and took it to production, using AI in the development process and also inside the product, with a focus on technical quality.</w:t>
       </w:r>
     </w:p>
     <w:p>
@@ -156,6 +156,219 @@
           <w:bCs/>
           <w:b/>
         </w:rPr>
+        <w:t xml:space="preserve">AI-assisted development</w:t>
+      </w:r>
+    </w:p>
+    <w:p>
+      <w:pPr>
+        <w:numPr>
+          <w:ilvl w:val="0"/>
+          <w:numId w:val="1001"/>
+        </w:numPr>
+        <w:pStyle w:val="Compact"/>
+      </w:pPr>
+      <w:r>
+        <w:t xml:space="preserve">I use AI agents as part of my daily workflow: writing code, tests, linting and documentation, with human review at every step.</w:t>
+      </w:r>
+    </w:p>
+    <w:p>
+      <w:pPr>
+        <w:numPr>
+          <w:ilvl w:val="0"/>
+          <w:numId w:val="1001"/>
+        </w:numPr>
+        <w:pStyle w:val="Compact"/>
+      </w:pPr>
+      <w:r>
+        <w:t xml:space="preserve">I designed agent skills that encode the project's patterns (migrations, tests, permissions, hooks), so AI reproduces conventions instead of improvising.</w:t>
+      </w:r>
+    </w:p>
+    <w:p>
+      <w:pPr>
+        <w:numPr>
+          <w:ilvl w:val="0"/>
+          <w:numId w:val="1001"/>
+        </w:numPr>
+        <w:pStyle w:val="Compact"/>
+      </w:pPr>
+      <w:r>
+        <w:t xml:space="preserve">I defined mandatory guardrails before considering a task done:</w:t>
+      </w:r>
+      <w:r>
+        <w:t xml:space="preserve"> </w:t>
+      </w:r>
+      <w:r>
+        <w:rPr>
+          <w:bCs/>
+          <w:b/>
+        </w:rPr>
+        <w:t xml:space="preserve">type-check (tsgo), oxlint + ESLint, Prettier and a base of ~430 test files</w:t>
+      </w:r>
+      <w:r>
+        <w:t xml:space="preserve"> </w:t>
+      </w:r>
+      <w:r>
+        <w:t xml:space="preserve">(Vitest, Testing Library, MSW, Supertest, Playwright).</w:t>
+      </w:r>
+    </w:p>
+    <w:p>
+      <w:pPr>
+        <w:numPr>
+          <w:ilvl w:val="0"/>
+          <w:numId w:val="1001"/>
+        </w:numPr>
+        <w:pStyle w:val="Compact"/>
+      </w:pPr>
+      <w:r>
+        <w:t xml:space="preserve">I am implementing a workflow where an agent periodically checks</w:t>
+      </w:r>
+      <w:r>
+        <w:t xml:space="preserve"> </w:t>
+      </w:r>
+      <w:r>
+        <w:rPr>
+          <w:bCs/>
+          <w:b/>
+        </w:rPr>
+        <w:t xml:space="preserve">Sentry</w:t>
+      </w:r>
+      <w:r>
+        <w:t xml:space="preserve">, detects issues, analyzes the context and opens a</w:t>
+      </w:r>
+      <w:r>
+        <w:t xml:space="preserve"> </w:t>
+      </w:r>
+      <w:r>
+        <w:rPr>
+          <w:bCs/>
+          <w:b/>
+        </w:rPr>
+        <w:t xml:space="preserve">PR with a proposed fix</w:t>
+      </w:r>
+      <w:r>
+        <w:t xml:space="preserve"> </w:t>
+      </w:r>
+      <w:r>
+        <w:t xml:space="preserve">for review.</w:t>
+      </w:r>
+    </w:p>
+    <w:p>
+      <w:pPr>
+        <w:pStyle w:val="FirstParagraph"/>
+      </w:pPr>
+      <w:r>
+        <w:rPr>
+          <w:bCs/>
+          <w:b/>
+        </w:rPr>
+        <w:t xml:space="preserve">Product and engineering</w:t>
+      </w:r>
+    </w:p>
+    <w:p>
+      <w:pPr>
+        <w:numPr>
+          <w:ilvl w:val="0"/>
+          <w:numId w:val="1002"/>
+        </w:numPr>
+        <w:pStyle w:val="Compact"/>
+      </w:pPr>
+      <w:r>
+        <w:t xml:space="preserve">I rebuilt the frontend from scratch (React 19 + TypeScript on Astro) and extended the backend (Node.js / Express + TypeScript, Sequelize on MySQL).</w:t>
+      </w:r>
+    </w:p>
+    <w:p>
+      <w:pPr>
+        <w:numPr>
+          <w:ilvl w:val="0"/>
+          <w:numId w:val="1002"/>
+        </w:numPr>
+        <w:pStyle w:val="Compact"/>
+      </w:pPr>
+      <w:r>
+        <w:t xml:space="preserve">I developed plan-based permissions, subscriptions and payments with Stripe (webhooks), auth with JWT and Google OAuth, and Cloudflare Turnstile verification.</w:t>
+      </w:r>
+    </w:p>
+    <w:p>
+      <w:pPr>
+        <w:numPr>
+          <w:ilvl w:val="0"/>
+          <w:numId w:val="1002"/>
+        </w:numPr>
+        <w:pStyle w:val="Compact"/>
+      </w:pPr>
+      <w:r>
+        <w:t xml:space="preserve">I implemented real-time chat with Socket.IO + Redis and asynchronous jobs with BullMQ.</w:t>
+      </w:r>
+    </w:p>
+    <w:p>
+      <w:pPr>
+        <w:pStyle w:val="FirstParagraph"/>
+      </w:pPr>
+      <w:r>
+        <w:rPr>
+          <w:bCs/>
+          <w:b/>
+        </w:rPr>
+        <w:t xml:space="preserve">Infrastructure and deployment</w:t>
+      </w:r>
+    </w:p>
+    <w:p>
+      <w:pPr>
+        <w:numPr>
+          <w:ilvl w:val="0"/>
+          <w:numId w:val="1003"/>
+        </w:numPr>
+        <w:pStyle w:val="Compact"/>
+      </w:pPr>
+      <w:r>
+        <w:t xml:space="preserve">I set up CI/CD with GitHub Actions for production and staging: build, deploy to the VPS, container restart and health checks that validate SSR freshness.</w:t>
+      </w:r>
+    </w:p>
+    <w:p>
+      <w:pPr>
+        <w:numPr>
+          <w:ilvl w:val="0"/>
+          <w:numId w:val="1003"/>
+        </w:numPr>
+        <w:pStyle w:val="Compact"/>
+      </w:pPr>
+      <w:r>
+        <w:t xml:space="preserve">I deployed the stack with Docker Compose: MySQL, Redis, 4 backend replicas (horizontal scaling), migrator, nginx as reverse proxy and SSL with certbot.</w:t>
+      </w:r>
+    </w:p>
+    <w:p>
+      <w:pPr>
+        <w:numPr>
+          <w:ilvl w:val="0"/>
+          <w:numId w:val="1003"/>
+        </w:numPr>
+        <w:pStyle w:val="Compact"/>
+      </w:pPr>
+      <w:r>
+        <w:t xml:space="preserve">I set up automatic backups of MySQL and assets to Google Cloud Storage, plus observability with Sentry (front and back) and structured logging with pino.</w:t>
+      </w:r>
+    </w:p>
+    <w:p>
+      <w:pPr>
+        <w:numPr>
+          <w:ilvl w:val="0"/>
+          <w:numId w:val="1003"/>
+        </w:numPr>
+        <w:pStyle w:val="Compact"/>
+      </w:pPr>
+      <w:r>
+        <w:t xml:space="preserve">I ran load and stress tests with k6 (up to 500 concurrent users) to find the breaking point and document results: with 100 users, p95 ≈ 187 ms and 0% errors.</w:t>
+      </w:r>
+    </w:p>
+    <w:p>
+      <w:pPr>
+        <w:pStyle w:val="FirstParagraph"/>
+      </w:pPr>
+      <w:r>
+        <w:rPr>
+          <w:bCs/>
+          <w:b/>
+        </w:rPr>
         <w:t xml:space="preserve">AI in the product</w:t>
       </w:r>
     </w:p>
@@ -163,7 +376,7 @@
       <w:pPr>
         <w:numPr>
           <w:ilvl w:val="0"/>
-          <w:numId w:val="1001"/>
+          <w:numId w:val="1004"/>
         </w:numPr>
         <w:pStyle w:val="Compact"/>
       </w:pPr>
@@ -175,7 +388,7 @@
       <w:pPr>
         <w:numPr>
           <w:ilvl w:val="0"/>
-          <w:numId w:val="1001"/>
+          <w:numId w:val="1004"/>
         </w:numPr>
         <w:pStyle w:val="Compact"/>
       </w:pPr>
@@ -187,7 +400,7 @@
       <w:pPr>
         <w:numPr>
           <w:ilvl w:val="0"/>
-          <w:numId w:val="1001"/>
+          <w:numId w:val="1004"/>
         </w:numPr>
         <w:pStyle w:val="Compact"/>
       </w:pPr>
@@ -199,168 +412,12 @@
       <w:pPr>
         <w:numPr>
           <w:ilvl w:val="0"/>
-          <w:numId w:val="1001"/>
-        </w:numPr>
-        <w:pStyle w:val="Compact"/>
-      </w:pPr>
-      <w:r>
-        <w:t xml:space="preserve">I integrated structured model output, end-to-end SSE response streaming and OCR with Google Cloud Vision for documents and images.</w:t>
-      </w:r>
-    </w:p>
-    <w:p>
-      <w:pPr>
-        <w:pStyle w:val="FirstParagraph"/>
-      </w:pPr>
-      <w:r>
-        <w:rPr>
-          <w:bCs/>
-          <w:b/>
-        </w:rPr>
-        <w:t xml:space="preserve">Product and engineering</w:t>
-      </w:r>
-    </w:p>
-    <w:p>
-      <w:pPr>
-        <w:numPr>
-          <w:ilvl w:val="0"/>
-          <w:numId w:val="1002"/>
-        </w:numPr>
-        <w:pStyle w:val="Compact"/>
-      </w:pPr>
-      <w:r>
-        <w:t xml:space="preserve">I rebuilt the frontend from scratch (React 19 + TypeScript on Astro) and extended the backend (Node.js / Express + TypeScript, Sequelize on MySQL).</w:t>
-      </w:r>
-    </w:p>
-    <w:p>
-      <w:pPr>
-        <w:numPr>
-          <w:ilvl w:val="0"/>
-          <w:numId w:val="1002"/>
-        </w:numPr>
-        <w:pStyle w:val="Compact"/>
-      </w:pPr>
-      <w:r>
-        <w:t xml:space="preserve">I developed plan-based permissions, subscriptions and payments with Stripe (webhooks), auth with JWT and Google OAuth, and Cloudflare Turnstile verification.</w:t>
-      </w:r>
-    </w:p>
-    <w:p>
-      <w:pPr>
-        <w:numPr>
-          <w:ilvl w:val="0"/>
-          <w:numId w:val="1002"/>
-        </w:numPr>
-        <w:pStyle w:val="Compact"/>
-      </w:pPr>
-      <w:r>
-        <w:t xml:space="preserve">I implemented real-time chat with Socket.IO + Redis and asynchronous jobs with BullMQ.</w:t>
-      </w:r>
-    </w:p>
-    <w:p>
-      <w:pPr>
-        <w:pStyle w:val="FirstParagraph"/>
-      </w:pPr>
-      <w:r>
-        <w:rPr>
-          <w:bCs/>
-          <w:b/>
-        </w:rPr>
-        <w:t xml:space="preserve">Infrastructure and deployment</w:t>
-      </w:r>
-    </w:p>
-    <w:p>
-      <w:pPr>
-        <w:numPr>
-          <w:ilvl w:val="0"/>
-          <w:numId w:val="1003"/>
-        </w:numPr>
-        <w:pStyle w:val="Compact"/>
-      </w:pPr>
-      <w:r>
-        <w:t xml:space="preserve">I set up CI/CD with GitHub Actions for production and staging: build, deploy to the VPS, container restart and health checks that validate SSR freshness.</w:t>
-      </w:r>
-    </w:p>
-    <w:p>
-      <w:pPr>
-        <w:numPr>
-          <w:ilvl w:val="0"/>
-          <w:numId w:val="1003"/>
-        </w:numPr>
-        <w:pStyle w:val="Compact"/>
-      </w:pPr>
-      <w:r>
-        <w:t xml:space="preserve">I deployed the stack with Docker Compose: MySQL, Redis, 4 backend replicas (horizontal scaling), migrator, nginx as reverse proxy and SSL with certbot.</w:t>
-      </w:r>
-    </w:p>
-    <w:p>
-      <w:pPr>
-        <w:numPr>
-          <w:ilvl w:val="0"/>
-          <w:numId w:val="1003"/>
-        </w:numPr>
-        <w:pStyle w:val="Compact"/>
-      </w:pPr>
-      <w:r>
-        <w:t xml:space="preserve">I set up automatic backups of MySQL and assets to Google Cloud Storage, plus observability with Sentry (front and back) and structured logging with pino.</w:t>
-      </w:r>
-    </w:p>
-    <w:p>
-      <w:pPr>
-        <w:numPr>
-          <w:ilvl w:val="0"/>
-          <w:numId w:val="1003"/>
-        </w:numPr>
-        <w:pStyle w:val="Compact"/>
-      </w:pPr>
-      <w:r>
-        <w:t xml:space="preserve">I ran load and stress tests with k6 (up to 500 concurrent users) to find the breaking point and document results: with 100 users, p95 ≈ 187 ms and 0% errors.</w:t>
-      </w:r>
-    </w:p>
-    <w:p>
-      <w:pPr>
-        <w:pStyle w:val="FirstParagraph"/>
-      </w:pPr>
-      <w:r>
-        <w:rPr>
-          <w:bCs/>
-          <w:b/>
-        </w:rPr>
-        <w:t xml:space="preserve">Quality and AI-assisted development</w:t>
-      </w:r>
-    </w:p>
-    <w:p>
-      <w:pPr>
-        <w:numPr>
-          <w:ilvl w:val="0"/>
           <w:numId w:val="1004"/>
         </w:numPr>
         <w:pStyle w:val="Compact"/>
       </w:pPr>
       <w:r>
-        <w:t xml:space="preserve">I maintain a base of ~430 test files (Vitest, React Testing Library, MSW, Supertest, Playwright) with three execution strategies (shared MySQL, parallel multiworker and in-memory SQLite).</w:t>
-      </w:r>
-    </w:p>
-    <w:p>
-      <w:pPr>
-        <w:numPr>
-          <w:ilvl w:val="0"/>
-          <w:numId w:val="1004"/>
-        </w:numPr>
-        <w:pStyle w:val="Compact"/>
-      </w:pPr>
-      <w:r>
-        <w:t xml:space="preserve">I maintain a strict quality chain: type-check (tsgo), oxlint + ESLint, Prettier and Zod validation.</w:t>
-      </w:r>
-    </w:p>
-    <w:p>
-      <w:pPr>
-        <w:numPr>
-          <w:ilvl w:val="0"/>
-          <w:numId w:val="1004"/>
-        </w:numPr>
-        <w:pStyle w:val="Compact"/>
-      </w:pPr>
-      <w:r>
-        <w:t xml:space="preserve">I designed AI-assisted development workflows: agent skills that encode project patterns (migrations, tests, permissions, hooks), a claude.md with mandatory guardrails (type-check + lint before closing a task) and technical docs intended as context for agents.</w:t>
+        <w:t xml:space="preserve">I integrated structured model output and OCR with Google Cloud Vision to process documents and images.</w:t>
       </w:r>
     </w:p>
     <w:bookmarkEnd w:id="26"/>
@@ -462,7 +519,7 @@
         <w:t xml:space="preserve"> </w:t>
       </w:r>
       <w:r>
-        <w:t xml:space="preserve">— Gemini / Vertex AI · OpenAI / DeepSeek · embeddings and semantic search · structured output · prompting · streaming (SSE) · OCR · AI-assisted development (agents, skills, MCP)</w:t>
+        <w:t xml:space="preserve">— AI-assisted development (agents, skills, MCP) · Gemini / Vertex AI · OpenAI / DeepSeek · embeddings and semantic search · structured output · prompting · OCR</w:t>
       </w:r>
     </w:p>
     <w:p>

--- a/public/cv/Resume_-_Federico_Holc_-_Web_Developer.docx
+++ b/public/cv/Resume_-_Federico_Holc_-_Web_Developer.docx
@@ -168,7 +168,20 @@
         <w:pStyle w:val="Compact"/>
       </w:pPr>
       <w:r>
-        <w:t xml:space="preserve">I use AI agents as part of my daily workflow: writing code, tests, linting and documentation, with human review at every step.</w:t>
+        <w:t xml:space="preserve">I use AI agents as part of my daily workflow —writing code, tests, linting and documentation—, connected to the project's tools through</w:t>
+      </w:r>
+      <w:r>
+        <w:t xml:space="preserve"> </w:t>
+      </w:r>
+      <w:r>
+        <w:rPr>
+          <w:bCs/>
+          <w:b/>
+        </w:rPr>
+        <w:t xml:space="preserve">MCP (Model Context Protocol)</w:t>
+      </w:r>
+      <w:r>
+        <w:t xml:space="preserve">, with human review at every step.</w:t>
       </w:r>
     </w:p>
     <w:p>
@@ -220,7 +233,7 @@
         <w:pStyle w:val="Compact"/>
       </w:pPr>
       <w:r>
-        <w:t xml:space="preserve">I am implementing a workflow where an agent periodically checks</w:t>
+        <w:t xml:space="preserve">An agent periodically checks</w:t>
       </w:r>
       <w:r>
         <w:t xml:space="preserve"> </w:t>

--- a/public/cv/Resume_-_Federico_Holc_-_Web_Developer.docx
+++ b/public/cv/Resume_-_Federico_Holc_-_Web_Developer.docx
@@ -103,7 +103,7 @@
         <w:pStyle w:val="FirstParagraph"/>
       </w:pPr>
       <w:r>
-        <w:t xml:space="preserve">Full stack web developer with almost 2 years of experience. I use AI as a core part of my development process —writing code, testing, linting, documentation and creating skills that reproduce the project's patterns— to gain productivity without giving up quality. I also integrate AI into the product when it adds value: content generation, semantic search with embeddings and document processing. I work with React, TypeScript and Node. I come from teaching and social sciences, which I bring as the ability to communicate and explain complex ideas.</w:t>
+        <w:t xml:space="preserve">Full stack web developer with 2 years of experience. I like creating solutions end to end, from UX/UI design to the backend and the infrastructure. I started programming writing code by hand, and that foundation is what today lets me build work processes and automations that integrate artificial intelligence to boost development without sacrificing technical quality or user experience. I also integrate AI into the product when it adds value: content generation, semantic search with embeddings and document processing. On top of that, my experience in teaching and social sciences complements my technical profile, bringing clear communication and the ability to translate complex topics for any team or client.</w:t>
       </w:r>
     </w:p>
     <w:bookmarkEnd w:id="24"/>

--- a/public/cv/Resume_-_Federico_Holc_-_Web_Developer.docx
+++ b/public/cv/Resume_-_Federico_Holc_-_Web_Developer.docx
@@ -103,7 +103,7 @@
         <w:pStyle w:val="FirstParagraph"/>
       </w:pPr>
       <w:r>
-        <w:t xml:space="preserve">Full stack web developer with 2 years of experience. I like creating solutions end to end, from UX/UI design to the backend and the infrastructure. I started programming writing code by hand, and that foundation is what today lets me build work processes and automations that integrate artificial intelligence to boost development without sacrificing technical quality or user experience. I also integrate AI into the product when it adds value: content generation, semantic search with embeddings and document processing. On top of that, my experience in teaching and social sciences complements my technical profile, bringing clear communication and the ability to translate complex topics for any team or client.</w:t>
+        <w:t xml:space="preserve">Full stack web developer with 2 years of experience. I like creating solutions end to end, from UX/UI design to the backend and the infrastructure. I started programming writing code by hand, and that foundation is what today lets me build work processes and automations that integrate artificial intelligence to boost development without sacrificing technical quality or user experience. I also integrate AI into the product when it adds value: content generation, semantic search with embeddings, and image and document processing. On top of that, my experience in teaching and social sciences complements my technical profile, bringing clear communication and the ability to translate complex topics for any team or client.</w:t>
       </w:r>
     </w:p>
     <w:bookmarkEnd w:id="24"/>

--- a/public/cv/Resume_-_Federico_Holc_-_Web_Developer.docx
+++ b/public/cv/Resume_-_Federico_Holc_-_Web_Developer.docx
@@ -430,7 +430,7 @@
         <w:pStyle w:val="Compact"/>
       </w:pPr>
       <w:r>
-        <w:t xml:space="preserve">I integrated structured model output and OCR with Google Cloud Vision to process documents and images.</w:t>
+        <w:t xml:space="preserve">I integrated structured model output and Google Cloud Vision to process documents and images.</w:t>
       </w:r>
     </w:p>
     <w:bookmarkEnd w:id="26"/>
@@ -532,7 +532,7 @@
         <w:t xml:space="preserve"> </w:t>
       </w:r>
       <w:r>
-        <w:t xml:space="preserve">— AI-assisted development (agents, skills, MCP) · Gemini / Vertex AI · OpenAI / DeepSeek · embeddings and semantic search · structured output · prompting · OCR</w:t>
+        <w:t xml:space="preserve">— AI-assisted development (agents, skills, MCP) · Gemini / Vertex AI · OpenAI / DeepSeek · embeddings and semantic search · structured output · prompting · image and document processing</w:t>
       </w:r>
     </w:p>
     <w:p>
@@ -604,7 +604,7 @@
         <w:t xml:space="preserve"> </w:t>
       </w:r>
       <w:r>
-        <w:t xml:space="preserve">— Docker · Docker Compose · CI/CD (GitHub Actions) · Nginx · Linux · pino · Sentry · k6</w:t>
+        <w:t xml:space="preserve">— Docker · Docker Compose · CI/CD (GitHub Actions) · Nginx · Linux · Sentry</w:t>
       </w:r>
     </w:p>
     <w:p>

--- a/public/cv/Resume_-_Federico_Holc_-_Web_Developer.docx
+++ b/public/cv/Resume_-_Federico_Holc_-_Web_Developer.docx
@@ -550,7 +550,7 @@
         <w:t xml:space="preserve"> </w:t>
       </w:r>
       <w:r>
-        <w:t xml:space="preserve">— React 19 · TypeScript · Astro · Next.js · MUI / Mantine · HTML / CSS / Responsive design</w:t>
+        <w:t xml:space="preserve">— TypeScript / JavaScript · React · Astro · Next.js · HTML / CSS / Responsive design</w:t>
       </w:r>
     </w:p>
     <w:p>
@@ -672,7 +672,7 @@
           <w:bCs/>
           <w:b/>
         </w:rPr>
-        <w:t xml:space="preserve">+2000 users</w:t>
+        <w:t xml:space="preserve">+6000 users</w:t>
       </w:r>
       <w:r>
         <w:t xml:space="preserve"> </w:t>
